--- a/CÔNG TY TNHH KHUÔN MẪU TRƯỜNG PHÁT/TruongPhat_ThayDoi_CSH_DDPL/Hop_dong_chuyen_nhuong.docx
+++ b/CÔNG TY TNHH KHUÔN MẪU TRƯỜNG PHÁT/TruongPhat_ThayDoi_CSH_DDPL/Hop_dong_chuyen_nhuong.docx
@@ -157,7 +157,7 @@
           <w:sz w:val="26"/>
           <w:lang w:val="vi-VN"/>
         </w:rPr>
-        <w:t xml:space="preserve"> </w:t>
+        <w:t>28</w:t>
       </w:r>
       <w:r>
         <w:rPr>
@@ -166,6 +166,14 @@
           <w:lang w:val="vi-VN"/>
         </w:rPr>
         <w:t xml:space="preserve"> tháng </w:t>
+      </w:r>
+      <w:r>
+        <w:rPr>
+          <w:rFonts w:ascii="Times New Roman" w:hAnsi="Times New Roman"/>
+          <w:sz w:val="26"/>
+          <w:lang w:val="vi-VN"/>
+        </w:rPr>
+        <w:t>7</w:t>
       </w:r>
       <w:r>
         <w:rPr>
@@ -843,23 +851,7 @@
           <w:sz w:val="26"/>
           <w:lang w:val="vi-VN"/>
         </w:rPr>
-        <w:t>Đăng ký lần đầu: ngày 30 tháng 09 năm 2020</w:t>
-      </w:r>
-      <w:r>
-        <w:rPr>
-          <w:rFonts w:ascii="Times New Roman" w:hAnsi="Times New Roman"/>
-          <w:sz w:val="26"/>
-          <w:lang w:val="vi-VN"/>
-        </w:rPr>
-        <w:t>, đ</w:t>
-      </w:r>
-      <w:r>
-        <w:rPr>
-          <w:rFonts w:ascii="Times New Roman" w:hAnsi="Times New Roman"/>
-          <w:sz w:val="26"/>
-          <w:lang w:val="vi-VN"/>
-        </w:rPr>
-        <w:t>ăng ký thay đổi lần thứ 2, ngày 28 tháng 10 năm 2024</w:t>
+        <w:t>Đăng ký lần đầu: ngày 30 tháng 09 năm 2020, đăng ký thay đổi lần thứ 2, ngày 28 tháng 10 năm 2024</w:t>
       </w:r>
     </w:p>
     <w:p>
@@ -1746,9 +1738,8 @@
               <w:rPr>
                 <w:rFonts w:ascii="Times New Roman" w:hAnsi="Times New Roman"/>
                 <w:sz w:val="24"/>
-                <w:lang w:val="vi-VN"/>
-              </w:rPr>
-              <w:t>8</w:t>
+              </w:rPr>
+              <w:t>7</w:t>
             </w:r>
             <w:r>
               <w:rPr>

--- a/CÔNG TY TNHH KHUÔN MẪU TRƯỜNG PHÁT/TruongPhat_ThayDoi_CSH_DDPL/Hop_dong_chuyen_nhuong.docx
+++ b/CÔNG TY TNHH KHUÔN MẪU TRƯỜNG PHÁT/TruongPhat_ThayDoi_CSH_DDPL/Hop_dong_chuyen_nhuong.docx
@@ -230,7 +230,7 @@
           <w:szCs w:val="24"/>
           <w:lang w:val="vi-VN"/>
         </w:rPr>
-        <w:t>Số 1253/44,Đường Khánh Bình 09,Tổ 1,Khu Phố Khánh Vân, Phường Tân Hiệp, Thành phố Hồ Chí Minh, Việt Nam, Việt Nam</w:t>
+        <w:t>Số 1253/44,Đường Khánh Bình 09,Tổ 1,Khu Phố Khánh Vân, Phường Tân Hiệp, Thành phố Hồ Chí Minh, Việt Nam</w:t>
       </w:r>
     </w:p>
     <w:p>
@@ -1738,6 +1738,7 @@
               <w:rPr>
                 <w:rFonts w:ascii="Times New Roman" w:hAnsi="Times New Roman"/>
                 <w:sz w:val="24"/>
+                <w:lang w:val="vi-VN"/>
               </w:rPr>
               <w:t>7</w:t>
             </w:r>

--- a/CÔNG TY TNHH KHUÔN MẪU TRƯỜNG PHÁT/TruongPhat_ThayDoi_CSH_DDPL/Hop_dong_chuyen_nhuong.docx
+++ b/CÔNG TY TNHH KHUÔN MẪU TRƯỜNG PHÁT/TruongPhat_ThayDoi_CSH_DDPL/Hop_dong_chuyen_nhuong.docx
@@ -157,7 +157,7 @@
           <w:sz w:val="26"/>
           <w:lang w:val="vi-VN"/>
         </w:rPr>
-        <w:t>28</w:t>
+        <w:t>8</w:t>
       </w:r>
       <w:r>
         <w:rPr>
@@ -173,7 +173,7 @@
           <w:sz w:val="26"/>
           <w:lang w:val="vi-VN"/>
         </w:rPr>
-        <w:t>7</w:t>
+        <w:t>8</w:t>
       </w:r>
       <w:r>
         <w:rPr>
@@ -1716,7 +1716,7 @@
                 <w:sz w:val="24"/>
                 <w:lang w:val="vi-VN"/>
               </w:rPr>
-              <w:t>28</w:t>
+              <w:t>8</w:t>
             </w:r>
             <w:r>
               <w:rPr>
@@ -1738,9 +1738,8 @@
               <w:rPr>
                 <w:rFonts w:ascii="Times New Roman" w:hAnsi="Times New Roman"/>
                 <w:sz w:val="24"/>
-                <w:lang w:val="vi-VN"/>
-              </w:rPr>
-              <w:t>7</w:t>
+              </w:rPr>
+              <w:t>8</w:t>
             </w:r>
             <w:r>
               <w:rPr>
